--- a/daily-reports/2026-08-14/report.docx
+++ b/daily-reports/2026-08-14/report.docx
@@ -12,7 +12,7 @@
     </w:p>
     <w:p>
       <w:r>
-        <w:t>数据统计：GitHub 热榜 10 项 · AI 动态 20 条</w:t>
+        <w:t>数据统计：GitHub 热榜 5 项 · AI 动态 5 条</w:t>
       </w:r>
     </w:p>
     <w:p>
@@ -20,7 +20,7 @@
         <w:pStyle w:val="Heading1"/>
       </w:pPr>
       <w:r>
-        <w:t>一、GitHub 开源项目热度榜 TOP10</w:t>
+        <w:t>一、GitHub 开源项目热度榜 TOP5</w:t>
       </w:r>
     </w:p>
     <w:p>
@@ -28,16 +28,16 @@
         <w:pStyle w:val="Heading2"/>
       </w:pPr>
       <w:r>
-        <w:t>1. deepseek-ai/deepseek-harness  ⭐ 75,706</w:t>
+        <w:t>1. deepseek-ai/deepseek-harness  ⭐ 76,499</w:t>
       </w:r>
     </w:p>
     <w:p>
       <w:r>
-        <w:t>语言：TypeScript ｜ Stars：75,706 ｜ Forks：6,514</w:t>
+        <w:t>语言：TypeScript ｜ Stars：76,499 ｜ Forks：6,607</w:t>
         <w:br/>
       </w:r>
       <w:r>
-        <w:t>简介：DeepSeek Harness: Everything is a Plugin.</w:t>
+        <w:t>这是什么：DeepSeek Harness: Everything is a Plugin.</w:t>
         <w:br/>
       </w:r>
       <w:r>
@@ -49,16 +49,16 @@
         <w:pStyle w:val="Heading2"/>
       </w:pPr>
       <w:r>
-        <w:t>2. guillaumemeyer/watermarks-remover  ⭐ 5,975</w:t>
+        <w:t>2. guillaumemeyer/watermarks-remover  ⭐ 5,999</w:t>
       </w:r>
     </w:p>
     <w:p>
       <w:r>
-        <w:t>语言：Python ｜ Stars：5,975 ｜ Forks：640</w:t>
+        <w:t>语言：Python ｜ Stars：5,999 ｜ Forks：642</w:t>
         <w:br/>
       </w:r>
       <w:r>
-        <w:t>简介：Strip multi-vendor AI provenance marks: Unicode text hygiene, statistical rewrite hooks, and C2PA/metadata from PNG/JPEG/SVG/PDF/DOCX/HTML/MD</w:t>
+        <w:t>这是什么：Strip multi-vendor AI provenance marks: Unicode text hygiene, statistical rewrite hooks, and C2PA/metadata from PNG/JPEG/SVG/PDF/DOCX/HTML/MD</w:t>
         <w:br/>
       </w:r>
       <w:r>
@@ -79,7 +79,7 @@
         <w:br/>
       </w:r>
       <w:r>
-        <w:t>简介：MiniMax H3 inference engine for Mac computers</w:t>
+        <w:t>这是什么：MiniMax H3 inference engine for Mac computers</w:t>
         <w:br/>
       </w:r>
       <w:r>
@@ -100,7 +100,7 @@
         <w:br/>
       </w:r>
       <w:r>
-        <w:t>简介：（暂无简介）</w:t>
+        <w:t>这是什么：（暂无简介）</w:t>
         <w:br/>
       </w:r>
       <w:r>
@@ -112,125 +112,20 @@
         <w:pStyle w:val="Heading2"/>
       </w:pPr>
       <w:r>
-        <w:t>5. xoreaxeaxeax/skitter-creek-bath-salts  ⭐ 1,183</w:t>
+        <w:t>5. zhu1090093659/dsh-web-ui  ⭐ 1,198</w:t>
       </w:r>
     </w:p>
     <w:p>
       <w:r>
-        <w:t>语言：C ｜ Stars：1,183 ｜ Forks：111</w:t>
+        <w:t>语言：TypeScript ｜ Stars：1,198 ｜ Forks：49</w:t>
         <w:br/>
       </w:r>
       <w:r>
-        <w:t>简介：Unlocking _everything_ on the CPU with DRAM scrambling</w:t>
-        <w:br/>
-      </w:r>
-      <w:r>
-        <w:t>链接：https://github.com/xoreaxeaxeax/skitter-creek-bath-salts</w:t>
-      </w:r>
-    </w:p>
-    <w:p>
-      <w:pPr>
-        <w:pStyle w:val="Heading2"/>
-      </w:pPr>
-      <w:r>
-        <w:t>6. zhu1090093659/dsh-web-ui  ⭐ 1,163</w:t>
-      </w:r>
-    </w:p>
-    <w:p>
-      <w:r>
-        <w:t>语言：TypeScript ｜ Stars：1,163 ｜ Forks：47</w:t>
-        <w:br/>
-      </w:r>
-      <w:r>
-        <w:t>简介：Plugin and skin collection for DeepSeek Harness (DSH) Web UI - task board, git graph, right-side panel, remote mobile UI, pet, live token stats, and skin center.</w:t>
+        <w:t>这是什么：Plugin and skin collection for DeepSeek Harness (DSH) Web UI - task board, git graph, right-side panel, remote mobile UI, pet, live token stats, and skin center.</w:t>
         <w:br/>
       </w:r>
       <w:r>
         <w:t>链接：https://github.com/zhu1090093659/dsh-web-ui</w:t>
-      </w:r>
-    </w:p>
-    <w:p>
-      <w:pPr>
-        <w:pStyle w:val="Heading2"/>
-      </w:pPr>
-      <w:r>
-        <w:t>7. Leutenegger/book-to-skill  ⭐ 1,044</w:t>
-      </w:r>
-    </w:p>
-    <w:p>
-      <w:r>
-        <w:t>语言：Python ｜ Stars：1,044 ｜ Forks：132</w:t>
-        <w:br/>
-      </w:r>
-      <w:r>
-        <w:t>简介：Turn any technical book PDF into a Claude Code skill — ready to study, reference, and use while you work.</w:t>
-        <w:br/>
-      </w:r>
-      <w:r>
-        <w:t>链接：https://github.com/Leutenegger/book-to-skill</w:t>
-      </w:r>
-    </w:p>
-    <w:p>
-      <w:pPr>
-        <w:pStyle w:val="Heading2"/>
-      </w:pPr>
-      <w:r>
-        <w:t>8. gvzdv/claudish-to-english  ⭐ 964</w:t>
-      </w:r>
-    </w:p>
-    <w:p>
-      <w:r>
-        <w:t>语言：Shell ｜ Stars：964 ｜ Forks：61</w:t>
-        <w:br/>
-      </w:r>
-      <w:r>
-        <w:t>简介：（暂无简介）</w:t>
-        <w:br/>
-      </w:r>
-      <w:r>
-        <w:t>链接：https://github.com/gvzdv/claudish-to-english</w:t>
-      </w:r>
-    </w:p>
-    <w:p>
-      <w:pPr>
-        <w:pStyle w:val="Heading2"/>
-      </w:pPr>
-      <w:r>
-        <w:t>9. cordiverse/paper  ⭐ 956</w:t>
-      </w:r>
-    </w:p>
-    <w:p>
-      <w:r>
-        <w:t>语言：未知 ｜ Stars：956 ｜ Forks：35</w:t>
-        <w:br/>
-      </w:r>
-      <w:r>
-        <w:t>简介：A Programming Paradigm for Spatiotemporal Composability</w:t>
-        <w:br/>
-      </w:r>
-      <w:r>
-        <w:t>链接：https://github.com/cordiverse/paper</w:t>
-      </w:r>
-    </w:p>
-    <w:p>
-      <w:pPr>
-        <w:pStyle w:val="Heading2"/>
-      </w:pPr>
-      <w:r>
-        <w:t>10. SaladDay/pi-from-scratch  ⭐ 925</w:t>
-      </w:r>
-    </w:p>
-    <w:p>
-      <w:r>
-        <w:t>语言：TypeScript ｜ Stars：925 ｜ Forks：62</w:t>
-        <w:br/>
-      </w:r>
-      <w:r>
-        <w:t>简介：600 行 TypeScript 写成的超级迷你版 pi，让你轻松从 0 写出属于你的 pi-agent</w:t>
-        <w:br/>
-      </w:r>
-      <w:r>
-        <w:t>链接：https://github.com/SaladDay/pi-from-scratch</w:t>
       </w:r>
     </w:p>
     <w:p>
@@ -272,56 +167,11 @@
         <w:t>How Organizations Use AI: Evidence from ChatGPT [pdf]</w:t>
       </w:r>
       <w:r>
-        <w:t>（👍 96）</w:t>
+        <w:t>（👍 97）</w:t>
       </w:r>
       <w:r>
         <w:br/>
         <w:t>https://cdn.openai.com/pdf/how-organizations-use-chatgpt.pdf</w:t>
-      </w:r>
-    </w:p>
-    <w:p>
-      <w:r>
-        <w:rPr>
-          <w:b/>
-        </w:rPr>
-        <w:t>AI Generated 3D Models Flood Market, but Almost No One Is Buying Them</w:t>
-      </w:r>
-      <w:r>
-        <w:t>（👍 34）</w:t>
-      </w:r>
-      <w:r>
-        <w:br/>
-        <w:t>https://www.404media.co/ai-generated-3d-models-flood-market-but-almost-no-one-is-buying-them/</w:t>
-      </w:r>
-    </w:p>
-    <w:p>
-      <w:r>
-        <w:rPr>
-          <w:b/>
-        </w:rPr>
-        <w:t>Airbnb Eval-driven development: Lessons from evaluating GenAI at scale</w:t>
-      </w:r>
-      <w:r>
-        <w:t>（👍 16）</w:t>
-      </w:r>
-      <w:r>
-        <w:br/>
-        <w:t>https://medium.com/airbnb-engineering/eval-driven-development-lessons-from-evaluating-genai-at-scale-e817e5ae5788</w:t>
-      </w:r>
-    </w:p>
-    <w:p>
-      <w:r>
-        <w:rPr>
-          <w:b/>
-        </w:rPr>
-        <w:t>Lemmings</w:t>
-      </w:r>
-      <w:r>
-        <w:t>（👍 15）</w:t>
-      </w:r>
-      <w:r>
-        <w:br/>
-        <w:t>https://buzzard1337.itch.io/lemmings</w:t>
       </w:r>
     </w:p>
     <w:p>
@@ -345,30 +195,6 @@
       </w:r>
     </w:p>
     <w:p>
-      <w:r>
-        <w:rPr>
-          <w:b/>
-        </w:rPr>
-        <w:t>OmniScientist: An Omni-Modal Omni-Discipline AI Scientist</w:t>
-      </w:r>
-      <w:r>
-        <w:br/>
-        <w:t>https://arxiv.org/abs/2608.13558v1</w:t>
-      </w:r>
-    </w:p>
-    <w:p>
-      <w:r>
-        <w:rPr>
-          <w:b/>
-        </w:rPr>
-        <w:t>HumanTracker: Towards Comprehensive and Human-Aligned Motion Tracking Benchmark</w:t>
-      </w:r>
-      <w:r>
-        <w:br/>
-        <w:t>https://arxiv.org/abs/2608.13555v1</w:t>
-      </w:r>
-    </w:p>
-    <w:p>
       <w:pPr>
         <w:pStyle w:val="Heading2"/>
       </w:pPr>
@@ -389,42 +215,6 @@
       </w:r>
     </w:p>
     <w:p>
-      <w:r>
-        <w:rPr>
-          <w:b/>
-        </w:rPr>
-        <w:t>4.8亿美元砸向端侧算力！Agent芯片新贵冲出重围</w:t>
-      </w:r>
-      <w:r>
-        <w:br/>
-        <w:t>https://www.qbitai.com/2026/08/472059.html</w:t>
-      </w:r>
-    </w:p>
-    <w:p>
-      <w:r>
-        <w:rPr>
-          <w:b/>
-        </w:rPr>
-        <w:t>马斯克Grok 4.6重回一梯队！更低价格反超Fable 5，这Cursor是真没白收购</w:t>
-      </w:r>
-      <w:r>
-        <w:br/>
-        <w:t>https://www.qbitai.com/2026/08/472067.html</w:t>
-      </w:r>
-    </w:p>
-    <w:p>
-      <w:r>
-        <w:rPr>
-          <w:b/>
-        </w:rPr>
-        <w:t>具身数据来了实战派！40天2轮融资数千万，瞄准物理AI基础设施</w:t>
-      </w:r>
-      <w:r>
-        <w:br/>
-        <w:t>https://www.qbitai.com/2026/08/472060.html</w:t>
-      </w:r>
-    </w:p>
-    <w:p>
       <w:pPr>
         <w:pStyle w:val="Heading2"/>
       </w:pPr>
@@ -442,98 +232,6 @@
       <w:r>
         <w:br/>
         <w:t>https://aiera.com.cn/2026/08/13/other/admin/108987/%e5%88%9a%e5%88%9a%ef%bc%8copenai%e8%8a%b1470%e4%ba%bf%e5%a4%a7%e8%a7%84%e6%a8%a1%e5%9b%9e%e8%b4%ad%e8%82%a1%e7%a5%a8%ef%bc%8c%e9%ab%98%e7%ae%a1%e7%81%ab%e9%80%9f%e8%b7%b3%e8%bd%a6%e7%a6%bb%e5%9c%ba/</w:t>
-      </w:r>
-    </w:p>
-    <w:p>
-      <w:r>
-        <w:rPr>
-          <w:b/>
-        </w:rPr>
-        <w:t>刚刚，马斯克终极大招Grok Bot来了！</w:t>
-      </w:r>
-      <w:r>
-        <w:br/>
-        <w:t>https://aiera.com.cn/2026/08/13/other/admin/108968/%e5%88%9a%e5%88%9a%ef%bc%8c%e9%a9%ac%e6%96%af%e5%85%8b%e7%bb%88%e6%9e%81%e5%a4%a7%e6%8b%9bgrok-bot%e6%9d%a5%e4%ba%86%ef%bc%81/</w:t>
-      </w:r>
-    </w:p>
-    <w:p>
-      <w:r>
-        <w:rPr>
-          <w:b/>
-        </w:rPr>
-        <w:t>奥特曼震撼预言：6个月后，ChatGPT将彻底接管你的人生</w:t>
-      </w:r>
-      <w:r>
-        <w:br/>
-        <w:t>https://aiera.com.cn/2026/08/13/other/admin/108952/%e5%a5%a5%e7%89%b9%e6%9b%bc%e9%9c%87%e6%92%bc%e9%a2%84%e8%a8%80%ef%bc%9a6%e4%b8%aa%e6%9c%88%e5%90%8e%ef%bc%8cchatgpt%e5%b0%86%e5%bd%bb%e5%ba%95%e6%8e%a5%e7%ae%a1%e4%bd%a0%e7%9a%84%e4%ba%ba%e7%94%9f/</w:t>
-      </w:r>
-    </w:p>
-    <w:p>
-      <w:r>
-        <w:rPr>
-          <w:b/>
-        </w:rPr>
-        <w:t>代码榜刷满分，AI科研却撞墙？140道真实研究题撕开「自进化」真相</w:t>
-      </w:r>
-      <w:r>
-        <w:br/>
-        <w:t>https://aiera.com.cn/2026/08/13/other/admin/108938/%e4%bb%a3%e7%a0%81%e6%a6%9c%e5%88%b7%e6%bb%a1%e5%88%86%ef%bc%8cai%e7%a7%91%e7%a0%94%e5%8d%b4%e6%92%9e%e5%a2%99%ef%bc%9f140%e9%81%93%e7%9c%9f%e5%ae%9e%e7%a0%94%e7%a9%b6%e9%a2%98%e6%92%95%e5%bc%80/</w:t>
-      </w:r>
-    </w:p>
-    <w:p>
-      <w:pPr>
-        <w:pStyle w:val="Heading2"/>
-      </w:pPr>
-      <w:r>
-        <w:t>InfoQ 中文</w:t>
-      </w:r>
-    </w:p>
-    <w:p>
-      <w:r>
-        <w:rPr>
-          <w:b/>
-        </w:rPr>
-        <w:t>从“开放模型”到“开放生态”，AI 开源进入下半场</w:t>
-      </w:r>
-      <w:r>
-        <w:br/>
-        <w:t>https://www.infoq.cn/article/oEMzispbWkEP8TtKdUtf?utm_source=rss&amp;utm_medium=article</w:t>
-      </w:r>
-    </w:p>
-    <w:p>
-      <w:r>
-        <w:rPr>
-          <w:b/>
-        </w:rPr>
-        <w:t>微软 AI Gateway 新层级引热议：统一治理背后的权限隐忧</w:t>
-      </w:r>
-      <w:r>
-        <w:br/>
-        <w:t>https://www.infoq.cn/article/zYYwyGD3opKVwhTKYqaM?utm_source=rss&amp;utm_medium=article</w:t>
-      </w:r>
-    </w:p>
-    <w:p>
-      <w:r>
-        <w:rPr>
-          <w:b/>
-        </w:rPr>
-        <w:t>软件不是文件：KDC 的知识工程主张</w:t>
-      </w:r>
-      <w:r>
-        <w:br/>
-        <w:t>https://www.infoq.cn/article/N43yEF08JflwxI0S0Uec?utm_source=rss&amp;utm_medium=article</w:t>
-      </w:r>
-    </w:p>
-    <w:p>
-      <w:r>
-        <w:rPr>
-          <w:b/>
-        </w:rPr>
-        <w:t>少开会、讲契约：平台团队如何降低跨团队协作成本？</w:t>
-      </w:r>
-      <w:r>
-        <w:br/>
-        <w:t>https://www.infoq.cn/article/2uH7CYREyZV2VOqCesSV?utm_source=rss&amp;utm_medium=article</w:t>
       </w:r>
     </w:p>
     <w:sectPr>

--- a/daily-reports/2026-08-14/report.docx
+++ b/daily-reports/2026-08-14/report.docx
@@ -12,7 +12,7 @@
     </w:p>
     <w:p>
       <w:r>
-        <w:t>数据统计：GitHub 热榜 5 项 · AI 动态 5 条</w:t>
+        <w:t>数据统计：GitHub 热榜 5 项 · AI 动态 5 条 · 中文介绍由 DeepSeek 生成</w:t>
       </w:r>
     </w:p>
     <w:p>
@@ -28,16 +28,28 @@
         <w:pStyle w:val="Heading2"/>
       </w:pPr>
       <w:r>
-        <w:t>1. deepseek-ai/deepseek-harness  ⭐ 76,499</w:t>
+        <w:t>1. deepseek-ai/deepseek-harness  ⭐ 77,716</w:t>
       </w:r>
     </w:p>
     <w:p>
       <w:r>
-        <w:t>语言：TypeScript ｜ Stars：76,499 ｜ Forks：6,607</w:t>
+        <w:t>语言：TypeScript ｜ Stars：77,716 ｜ Forks：6,740</w:t>
         <w:br/>
       </w:r>
       <w:r>
-        <w:t>这是什么：DeepSeek Harness: Everything is a Plugin.</w:t>
+        <w:t>这是什么：DeepSeek Harness 是一个插件化的工具平台，它把各种功能都做成插件，让用户可以灵活组合和扩展。简单来说，它就像一个积木盒，你可以按需拼装出自己想要的工作流。</w:t>
+        <w:br/>
+      </w:r>
+      <w:r>
+        <w:t>能用来做什么：你可以用它来搭建自己的 AI 应用，比如把不同的 AI 模型、数据处理工具等集成在一起，实现自动化任务。</w:t>
+        <w:br/>
+      </w:r>
+      <w:r>
+        <w:t>适用领域：AI 开发、自动化工作流、插件系统</w:t>
+        <w:br/>
+      </w:r>
+      <w:r>
+        <w:t>对新手有什么帮助：对于新手，这个项目展示了如何设计一个插件化系统，适合学习 TypeScript 和模块化编程思想。</w:t>
         <w:br/>
       </w:r>
       <w:r>
@@ -49,16 +61,28 @@
         <w:pStyle w:val="Heading2"/>
       </w:pPr>
       <w:r>
-        <w:t>2. guillaumemeyer/watermarks-remover  ⭐ 5,999</w:t>
+        <w:t>2. guillaumemeyer/watermarks-remover  ⭐ 6,033</w:t>
       </w:r>
     </w:p>
     <w:p>
       <w:r>
-        <w:t>语言：Python ｜ Stars：5,999 ｜ Forks：642</w:t>
+        <w:t>语言：Python ｜ Stars：6,033 ｜ Forks：645</w:t>
         <w:br/>
       </w:r>
       <w:r>
-        <w:t>这是什么：Strip multi-vendor AI provenance marks: Unicode text hygiene, statistical rewrite hooks, and C2PA/metadata from PNG/JPEG/SVG/PDF/DOCX/HTML/MD</w:t>
+        <w:t>这是什么：这是一个用于去除多种 AI 生成内容水印的工具，它不仅能处理 Unicode 文本中的隐藏标记，还能清除图片、PDF、Word 等文件中的元数据。简单说，就是帮你把 AI 生成内容的痕迹抹掉。</w:t>
+        <w:br/>
+      </w:r>
+      <w:r>
+        <w:t>能用来做什么：你可以用它来清理 AI 生成的文章或图片，去除水印和元数据，保护隐私或满足发布要求。</w:t>
+        <w:br/>
+      </w:r>
+      <w:r>
+        <w:t>适用领域：内容处理、隐私保护、文件清理</w:t>
+        <w:br/>
+      </w:r>
+      <w:r>
+        <w:t>对新手有什么帮助：对新手来说，这个项目可以让你了解数字水印和元数据的概念，并学习 Python 处理各种文件格式的技巧。</w:t>
         <w:br/>
       </w:r>
       <w:r>
@@ -79,7 +103,19 @@
         <w:br/>
       </w:r>
       <w:r>
-        <w:t>这是什么：MiniMax H3 inference engine for Mac computers</w:t>
+        <w:t>这是什么：这是一个为 Mac 电脑优化的 MiniMax H3 推理引擎，用 C 语言编写，旨在高效运行 H3 模型。简单说，就是让 Mac 用户能流畅运行特定 AI 模型的工具。</w:t>
+        <w:br/>
+      </w:r>
+      <w:r>
+        <w:t>能用来做什么：你可以在 Mac 上运行这个引擎来加载 H3 模型，进行文本生成等推理任务，适合本地 AI 实验。</w:t>
+        <w:br/>
+      </w:r>
+      <w:r>
+        <w:t>适用领域：AI 推理、本地模型运行、Mac 开发</w:t>
+        <w:br/>
+      </w:r>
+      <w:r>
+        <w:t>对新手有什么帮助：对于新手，这个项目展示了如何用 C 语言实现高性能计算，适合对底层实现感兴趣的读者学习。</w:t>
         <w:br/>
       </w:r>
       <w:r>
@@ -91,16 +127,28 @@
         <w:pStyle w:val="Heading2"/>
       </w:pPr>
       <w:r>
-        <w:t>4. SMNETSTUDIO/WeChat-AI  ⭐ 1,697</w:t>
+        <w:t>4. SMNETSTUDIO/WeChat-AI  ⭐ 1,698</w:t>
       </w:r>
     </w:p>
     <w:p>
       <w:r>
-        <w:t>语言：TypeScript ｜ Stars：1,697 ｜ Forks：1,224</w:t>
+        <w:t>语言：TypeScript ｜ Stars：1,698 ｜ Forks：1,224</w:t>
         <w:br/>
       </w:r>
       <w:r>
-        <w:t>这是什么：（暂无简介）</w:t>
+        <w:t>这是什么：这是一个将 AI 能力集成到微信的项目，让你可以在微信中直接使用 AI 功能，比如自动回复、聊天机器人等。简单说，就是给微信装上 AI 大脑。</w:t>
+        <w:br/>
+      </w:r>
+      <w:r>
+        <w:t>能用来做什么：你可以部署这个项目，让微信账号自动回复消息，或者创建智能客服机器人。</w:t>
+        <w:br/>
+      </w:r>
+      <w:r>
+        <w:t>适用领域：微信开发、聊天机器人、自动化客服</w:t>
+        <w:br/>
+      </w:r>
+      <w:r>
+        <w:t>对新手有什么帮助：对新手来说，这个项目是学习如何将 AI 服务与微信 API 结合的好例子，适合了解后端开发和 API 调用。</w:t>
         <w:br/>
       </w:r>
       <w:r>
@@ -112,16 +160,28 @@
         <w:pStyle w:val="Heading2"/>
       </w:pPr>
       <w:r>
-        <w:t>5. zhu1090093659/dsh-web-ui  ⭐ 1,198</w:t>
+        <w:t>5. zhu1090093659/dsh-web-ui  ⭐ 1,240</w:t>
       </w:r>
     </w:p>
     <w:p>
       <w:r>
-        <w:t>语言：TypeScript ｜ Stars：1,198 ｜ Forks：49</w:t>
+        <w:t>语言：TypeScript ｜ Stars：1,240 ｜ Forks：53</w:t>
         <w:br/>
       </w:r>
       <w:r>
-        <w:t>这是什么：Plugin and skin collection for DeepSeek Harness (DSH) Web UI - task board, git graph, right-side panel, remote mobile UI, pet, live token stats, and skin center.</w:t>
+        <w:t>这是什么：这是 DeepSeek Harness 的 Web 界面插件和皮肤集合，提供了任务板、Git 图、右侧面板、远程移动界面、宠物、实时令牌统计和皮肤中心等功能。简单说，就是给 DeepSeek Harness 穿上漂亮的衣服并增加实用小工具。</w:t>
+        <w:br/>
+      </w:r>
+      <w:r>
+        <w:t>能用来做什么：你可以安装这些插件来增强 DeepSeek Harness 的 Web 界面，比如添加任务管理面板或个性化皮肤。</w:t>
+        <w:br/>
+      </w:r>
+      <w:r>
+        <w:t>适用领域：前端开发、UI 设计、插件开发</w:t>
+        <w:br/>
+      </w:r>
+      <w:r>
+        <w:t>对新手有什么帮助：对于新手，这个项目展示了如何为开源项目贡献插件和皮肤，适合学习前端框架和 UI 设计。</w:t>
         <w:br/>
       </w:r>
       <w:r>
@@ -152,11 +212,15 @@
         <w:t>How AI text watermarking works</w:t>
       </w:r>
       <w:r>
-        <w:t>（👍 107）</w:t>
+        <w:t>（👍 108）</w:t>
       </w:r>
       <w:r>
         <w:br/>
         <w:t>https://declaude.org/watermarking/</w:t>
+      </w:r>
+      <w:r>
+        <w:br/>
+        <w:t>摘要：本文深入解析了AI文本水印技术的原理，包括如何在不影响文本质量的前提下嵌入和检测水印，以识别AI生成内容，对于内容溯源和打击滥用具有重要意义。</w:t>
       </w:r>
     </w:p>
     <w:p>
@@ -167,11 +231,15 @@
         <w:t>How Organizations Use AI: Evidence from ChatGPT [pdf]</w:t>
       </w:r>
       <w:r>
-        <w:t>（👍 97）</w:t>
+        <w:t>（👍 100）</w:t>
       </w:r>
       <w:r>
         <w:br/>
         <w:t>https://cdn.openai.com/pdf/how-organizations-use-chatgpt.pdf</w:t>
+      </w:r>
+      <w:r>
+        <w:br/>
+        <w:t>摘要：该研究基于ChatGPT的使用数据，分析了组织如何在实际工作中应用AI，揭示了AI在提升生产力和创新方面的具体案例与挑战，为理解AI的商业价值提供了实证依据。</w:t>
       </w:r>
     </w:p>
     <w:p>
@@ -193,6 +261,10 @@
         <w:br/>
         <w:t>https://arxiv.org/abs/2608.13560v1</w:t>
       </w:r>
+      <w:r>
+        <w:br/>
+        <w:t>摘要：AutoDesign提出了一种元强化学习方法，用于优化长期任务中的智能体设计，通过自动调整设计策略，显著提升了AI在复杂多步骤任务中的性能，是AI自主设计领域的重要进展。</w:t>
+      </w:r>
     </w:p>
     <w:p>
       <w:pPr>
@@ -213,6 +285,10 @@
         <w:br/>
         <w:t>https://www.qbitai.com/2026/08/472208.html</w:t>
       </w:r>
+      <w:r>
+        <w:br/>
+        <w:t>摘要：文章分享了深度体验DeepSeek Harness工具的感受，尽管其价格有所上涨，但因其强大的功能和效率，作者认为物有所值，为开发者提供了实用的工具评估参考。</w:t>
+      </w:r>
     </w:p>
     <w:p>
       <w:pPr>
@@ -232,6 +308,10 @@
       <w:r>
         <w:br/>
         <w:t>https://aiera.com.cn/2026/08/13/other/admin/108987/%e5%88%9a%e5%88%9a%ef%bc%8copenai%e8%8a%b1470%e4%ba%bf%e5%a4%a7%e8%a7%84%e6%a8%a1%e5%9b%9e%e8%b4%ad%e8%82%a1%e7%a5%a8%ef%bc%8c%e9%ab%98%e7%ae%a1%e7%81%ab%e9%80%9f%e8%b7%b3%e8%bd%a6%e7%a6%bb%e5%9c%ba/</w:t>
+      </w:r>
+      <w:r>
+        <w:br/>
+        <w:t>摘要：报道称OpenAI以470亿美元进行大规模股票回购，但与此同时多位高管离职，这一矛盾现象引发市场对OpenAI内部稳定性和未来战略的猜测，值得密切关注。</w:t>
       </w:r>
     </w:p>
     <w:sectPr>
